--- a/outputs/paper_final.docx
+++ b/outputs/paper_final.docx
@@ -7617,320 +7617,7 @@
           <w:bCs/>
           <w:b/>
         </w:rPr>
-        <w:t xml:space="preserve">表4 问题四设备采购方案（摘自result_tables.xlsx Table5_Purchase）</w:t>
-      </w:r>
-    </w:p>
-    <w:tbl>
-      <w:tblPr>
-        <w:tblStyle w:val="Table"/>
-        <w:tblW w:type="auto" w:w="0"/>
-        <w:tblLook w:firstRow="1" w:lastRow="0" w:firstColumn="0" w:lastColumn="0" w:noHBand="0" w:noVBand="0" w:val="0020"/>
-      </w:tblPr>
-      <w:tblGrid>
-        <w:gridCol w:w="2640"/>
-        <w:gridCol w:w="2640"/>
-        <w:gridCol w:w="2640"/>
-      </w:tblGrid>
-      <w:tr>
-        <w:trPr>
-          <w:tblHeader w:val="true"/>
-        </w:trPr>
-        <w:tc>
-          <w:tcPr/>
-          <w:p>
-            <w:pPr>
-              <w:pStyle w:val="Compact"/>
-              <w:jc w:val="left"/>
-            </w:pPr>
-            <w:r>
-              <w:t xml:space="preserve">设备名称</w:t>
-            </w:r>
-          </w:p>
-        </w:tc>
-        <w:tc>
-          <w:tcPr/>
-          <w:p>
-            <w:pPr>
-              <w:pStyle w:val="Compact"/>
-              <w:jc w:val="left"/>
-            </w:pPr>
-            <w:r>
-              <w:t xml:space="preserve">班组1购买台数</w:t>
-            </w:r>
-          </w:p>
-        </w:tc>
-        <w:tc>
-          <w:tcPr/>
-          <w:p>
-            <w:pPr>
-              <w:pStyle w:val="Compact"/>
-              <w:jc w:val="left"/>
-            </w:pPr>
-            <w:r>
-              <w:t xml:space="preserve">班组2购买台数</w:t>
-            </w:r>
-          </w:p>
-        </w:tc>
-      </w:tr>
-      <w:tr>
-        <w:tc>
-          <w:tcPr/>
-          <w:p>
-            <w:pPr>
-              <w:pStyle w:val="Compact"/>
-              <w:jc w:val="left"/>
-            </w:pPr>
-            <w:r>
-              <w:t xml:space="preserve">自动化输送臂</w:t>
-            </w:r>
-          </w:p>
-        </w:tc>
-        <w:tc>
-          <w:tcPr/>
-          <w:p>
-            <w:pPr>
-              <w:pStyle w:val="Compact"/>
-              <w:jc w:val="left"/>
-            </w:pPr>
-            <w:r>
-              <w:t xml:space="preserve">1</w:t>
-            </w:r>
-          </w:p>
-        </w:tc>
-        <w:tc>
-          <w:tcPr/>
-          <w:p>
-            <w:pPr>
-              <w:pStyle w:val="Compact"/>
-              <w:jc w:val="left"/>
-            </w:pPr>
-            <w:r>
-              <w:t xml:space="preserve">1</w:t>
-            </w:r>
-          </w:p>
-        </w:tc>
-      </w:tr>
-      <w:tr>
-        <w:tc>
-          <w:tcPr/>
-          <w:p>
-            <w:pPr>
-              <w:pStyle w:val="Compact"/>
-              <w:jc w:val="left"/>
-            </w:pPr>
-            <w:r>
-              <w:t xml:space="preserve">工业清洗机</w:t>
-            </w:r>
-          </w:p>
-        </w:tc>
-        <w:tc>
-          <w:tcPr/>
-          <w:p>
-            <w:pPr>
-              <w:pStyle w:val="Compact"/>
-              <w:jc w:val="left"/>
-            </w:pPr>
-            <w:r>
-              <w:t xml:space="preserve">2</w:t>
-            </w:r>
-          </w:p>
-        </w:tc>
-        <w:tc>
-          <w:tcPr/>
-          <w:p>
-            <w:pPr>
-              <w:pStyle w:val="Compact"/>
-              <w:jc w:val="left"/>
-            </w:pPr>
-            <w:r>
-              <w:t xml:space="preserve">1</w:t>
-            </w:r>
-          </w:p>
-        </w:tc>
-      </w:tr>
-      <w:tr>
-        <w:tc>
-          <w:tcPr/>
-          <w:p>
-            <w:pPr>
-              <w:pStyle w:val="Compact"/>
-              <w:jc w:val="left"/>
-            </w:pPr>
-            <w:r>
-              <w:t xml:space="preserve">精密灌装机</w:t>
-            </w:r>
-          </w:p>
-        </w:tc>
-        <w:tc>
-          <w:tcPr/>
-          <w:p>
-            <w:pPr>
-              <w:pStyle w:val="Compact"/>
-              <w:jc w:val="left"/>
-            </w:pPr>
-            <w:r>
-              <w:t xml:space="preserve">0</w:t>
-            </w:r>
-          </w:p>
-        </w:tc>
-        <w:tc>
-          <w:tcPr/>
-          <w:p>
-            <w:pPr>
-              <w:pStyle w:val="Compact"/>
-              <w:jc w:val="left"/>
-            </w:pPr>
-            <w:r>
-              <w:t xml:space="preserve">1</w:t>
-            </w:r>
-          </w:p>
-        </w:tc>
-      </w:tr>
-      <w:tr>
-        <w:tc>
-          <w:tcPr/>
-          <w:p>
-            <w:pPr>
-              <w:pStyle w:val="Compact"/>
-              <w:jc w:val="left"/>
-            </w:pPr>
-            <w:r>
-              <w:t xml:space="preserve">自动传感多功能机</w:t>
-            </w:r>
-          </w:p>
-        </w:tc>
-        <w:tc>
-          <w:tcPr/>
-          <w:p>
-            <w:pPr>
-              <w:pStyle w:val="Compact"/>
-              <w:jc w:val="left"/>
-            </w:pPr>
-            <w:r>
-              <w:t xml:space="preserve">1</w:t>
-            </w:r>
-          </w:p>
-        </w:tc>
-        <w:tc>
-          <w:tcPr/>
-          <w:p>
-            <w:pPr>
-              <w:pStyle w:val="Compact"/>
-              <w:jc w:val="left"/>
-            </w:pPr>
-            <w:r>
-              <w:t xml:space="preserve">1</w:t>
-            </w:r>
-          </w:p>
-        </w:tc>
-      </w:tr>
-      <w:tr>
-        <w:tc>
-          <w:tcPr/>
-          <w:p>
-            <w:pPr>
-              <w:pStyle w:val="Compact"/>
-              <w:jc w:val="left"/>
-            </w:pPr>
-            <w:r>
-              <w:t xml:space="preserve">高速抛光机</w:t>
-            </w:r>
-          </w:p>
-        </w:tc>
-        <w:tc>
-          <w:tcPr/>
-          <w:p>
-            <w:pPr>
-              <w:pStyle w:val="Compact"/>
-              <w:jc w:val="left"/>
-            </w:pPr>
-            <w:r>
-              <w:t xml:space="preserve">0</w:t>
-            </w:r>
-          </w:p>
-        </w:tc>
-        <w:tc>
-          <w:tcPr/>
-          <w:p>
-            <w:pPr>
-              <w:pStyle w:val="Compact"/>
-              <w:jc w:val="left"/>
-            </w:pPr>
-            <w:r>
-              <w:t xml:space="preserve">1</w:t>
-            </w:r>
-          </w:p>
-        </w:tc>
-      </w:tr>
-      <w:tr>
-        <w:tc>
-          <w:tcPr/>
-          <w:p>
-            <w:pPr>
-              <w:pStyle w:val="Compact"/>
-              <w:jc w:val="left"/>
-            </w:pPr>
-            <w:r>
-              <w:rPr>
-                <w:bCs/>
-                <w:b/>
-              </w:rPr>
-              <w:t xml:space="preserve">合计</w:t>
-            </w:r>
-          </w:p>
-        </w:tc>
-        <w:tc>
-          <w:tcPr/>
-          <w:p>
-            <w:pPr>
-              <w:pStyle w:val="Compact"/>
-              <w:jc w:val="left"/>
-            </w:pPr>
-            <w:r>
-              <w:rPr>
-                <w:bCs/>
-                <w:b/>
-              </w:rPr>
-              <w:t xml:space="preserve">4</w:t>
-            </w:r>
-          </w:p>
-        </w:tc>
-        <w:tc>
-          <w:tcPr/>
-          <w:p>
-            <w:pPr>
-              <w:pStyle w:val="Compact"/>
-              <w:jc w:val="left"/>
-            </w:pPr>
-            <w:r>
-              <w:rPr>
-                <w:bCs/>
-                <w:b/>
-              </w:rPr>
-              <w:t xml:space="preserve">5</w:t>
-            </w:r>
-          </w:p>
-        </w:tc>
-      </w:tr>
-    </w:tbl>
-    <w:p>
-      <w:pPr>
-        <w:pStyle w:val="BodyText"/>
-      </w:pPr>
-      <w:r>
-        <w:t xml:space="preserve">新增设备共9台，全部参与调度，无phantom purchase。</w:t>
-      </w:r>
-    </w:p>
-    <w:p>
-      <w:pPr>
-        <w:pStyle w:val="BodyText"/>
-      </w:pPr>
-      <w:r>
-        <w:rPr>
-          <w:bCs/>
-          <w:b/>
-        </w:rPr>
-        <w:t xml:space="preserve">表5 问题四调度结果（部分，摘自result_tables.xlsx Table4_Problem4）</w:t>
+        <w:t xml:space="preserve">表4 问题四调度结果（部分，摘自result_tables.xlsx Table4_Problem4）</w:t>
       </w:r>
     </w:p>
     <w:tbl>
@@ -8640,6 +8327,319 @@
         </w:tc>
       </w:tr>
     </w:tbl>
+    <w:p>
+      <w:pPr>
+        <w:pStyle w:val="BodyText"/>
+      </w:pPr>
+      <w:r>
+        <w:t xml:space="preserve">新增设备共9台，全部参与调度，无phantom purchase。</w:t>
+      </w:r>
+    </w:p>
+    <w:p>
+      <w:pPr>
+        <w:pStyle w:val="BodyText"/>
+      </w:pPr>
+      <w:r>
+        <w:rPr>
+          <w:bCs/>
+          <w:b/>
+        </w:rPr>
+        <w:t xml:space="preserve">表5 问题四设备采购方案（摘自result_tables.xlsx Table5_Purchase）</w:t>
+      </w:r>
+    </w:p>
+    <w:tbl>
+      <w:tblPr>
+        <w:tblStyle w:val="Table"/>
+        <w:tblW w:type="auto" w:w="0"/>
+        <w:tblLook w:firstRow="1" w:lastRow="0" w:firstColumn="0" w:lastColumn="0" w:noHBand="0" w:noVBand="0" w:val="0020"/>
+      </w:tblPr>
+      <w:tblGrid>
+        <w:gridCol w:w="2640"/>
+        <w:gridCol w:w="2640"/>
+        <w:gridCol w:w="2640"/>
+      </w:tblGrid>
+      <w:tr>
+        <w:trPr>
+          <w:tblHeader w:val="true"/>
+        </w:trPr>
+        <w:tc>
+          <w:tcPr/>
+          <w:p>
+            <w:pPr>
+              <w:pStyle w:val="Compact"/>
+              <w:jc w:val="left"/>
+            </w:pPr>
+            <w:r>
+              <w:t xml:space="preserve">设备名称</w:t>
+            </w:r>
+          </w:p>
+        </w:tc>
+        <w:tc>
+          <w:tcPr/>
+          <w:p>
+            <w:pPr>
+              <w:pStyle w:val="Compact"/>
+              <w:jc w:val="left"/>
+            </w:pPr>
+            <w:r>
+              <w:t xml:space="preserve">班组1购买台数</w:t>
+            </w:r>
+          </w:p>
+        </w:tc>
+        <w:tc>
+          <w:tcPr/>
+          <w:p>
+            <w:pPr>
+              <w:pStyle w:val="Compact"/>
+              <w:jc w:val="left"/>
+            </w:pPr>
+            <w:r>
+              <w:t xml:space="preserve">班组2购买台数</w:t>
+            </w:r>
+          </w:p>
+        </w:tc>
+      </w:tr>
+      <w:tr>
+        <w:tc>
+          <w:tcPr/>
+          <w:p>
+            <w:pPr>
+              <w:pStyle w:val="Compact"/>
+              <w:jc w:val="left"/>
+            </w:pPr>
+            <w:r>
+              <w:t xml:space="preserve">自动化输送臂</w:t>
+            </w:r>
+          </w:p>
+        </w:tc>
+        <w:tc>
+          <w:tcPr/>
+          <w:p>
+            <w:pPr>
+              <w:pStyle w:val="Compact"/>
+              <w:jc w:val="left"/>
+            </w:pPr>
+            <w:r>
+              <w:t xml:space="preserve">1</w:t>
+            </w:r>
+          </w:p>
+        </w:tc>
+        <w:tc>
+          <w:tcPr/>
+          <w:p>
+            <w:pPr>
+              <w:pStyle w:val="Compact"/>
+              <w:jc w:val="left"/>
+            </w:pPr>
+            <w:r>
+              <w:t xml:space="preserve">1</w:t>
+            </w:r>
+          </w:p>
+        </w:tc>
+      </w:tr>
+      <w:tr>
+        <w:tc>
+          <w:tcPr/>
+          <w:p>
+            <w:pPr>
+              <w:pStyle w:val="Compact"/>
+              <w:jc w:val="left"/>
+            </w:pPr>
+            <w:r>
+              <w:t xml:space="preserve">工业清洗机</w:t>
+            </w:r>
+          </w:p>
+        </w:tc>
+        <w:tc>
+          <w:tcPr/>
+          <w:p>
+            <w:pPr>
+              <w:pStyle w:val="Compact"/>
+              <w:jc w:val="left"/>
+            </w:pPr>
+            <w:r>
+              <w:t xml:space="preserve">2</w:t>
+            </w:r>
+          </w:p>
+        </w:tc>
+        <w:tc>
+          <w:tcPr/>
+          <w:p>
+            <w:pPr>
+              <w:pStyle w:val="Compact"/>
+              <w:jc w:val="left"/>
+            </w:pPr>
+            <w:r>
+              <w:t xml:space="preserve">1</w:t>
+            </w:r>
+          </w:p>
+        </w:tc>
+      </w:tr>
+      <w:tr>
+        <w:tc>
+          <w:tcPr/>
+          <w:p>
+            <w:pPr>
+              <w:pStyle w:val="Compact"/>
+              <w:jc w:val="left"/>
+            </w:pPr>
+            <w:r>
+              <w:t xml:space="preserve">精密灌装机</w:t>
+            </w:r>
+          </w:p>
+        </w:tc>
+        <w:tc>
+          <w:tcPr/>
+          <w:p>
+            <w:pPr>
+              <w:pStyle w:val="Compact"/>
+              <w:jc w:val="left"/>
+            </w:pPr>
+            <w:r>
+              <w:t xml:space="preserve">0</w:t>
+            </w:r>
+          </w:p>
+        </w:tc>
+        <w:tc>
+          <w:tcPr/>
+          <w:p>
+            <w:pPr>
+              <w:pStyle w:val="Compact"/>
+              <w:jc w:val="left"/>
+            </w:pPr>
+            <w:r>
+              <w:t xml:space="preserve">1</w:t>
+            </w:r>
+          </w:p>
+        </w:tc>
+      </w:tr>
+      <w:tr>
+        <w:tc>
+          <w:tcPr/>
+          <w:p>
+            <w:pPr>
+              <w:pStyle w:val="Compact"/>
+              <w:jc w:val="left"/>
+            </w:pPr>
+            <w:r>
+              <w:t xml:space="preserve">自动传感多功能机</w:t>
+            </w:r>
+          </w:p>
+        </w:tc>
+        <w:tc>
+          <w:tcPr/>
+          <w:p>
+            <w:pPr>
+              <w:pStyle w:val="Compact"/>
+              <w:jc w:val="left"/>
+            </w:pPr>
+            <w:r>
+              <w:t xml:space="preserve">1</w:t>
+            </w:r>
+          </w:p>
+        </w:tc>
+        <w:tc>
+          <w:tcPr/>
+          <w:p>
+            <w:pPr>
+              <w:pStyle w:val="Compact"/>
+              <w:jc w:val="left"/>
+            </w:pPr>
+            <w:r>
+              <w:t xml:space="preserve">1</w:t>
+            </w:r>
+          </w:p>
+        </w:tc>
+      </w:tr>
+      <w:tr>
+        <w:tc>
+          <w:tcPr/>
+          <w:p>
+            <w:pPr>
+              <w:pStyle w:val="Compact"/>
+              <w:jc w:val="left"/>
+            </w:pPr>
+            <w:r>
+              <w:t xml:space="preserve">高速抛光机</w:t>
+            </w:r>
+          </w:p>
+        </w:tc>
+        <w:tc>
+          <w:tcPr/>
+          <w:p>
+            <w:pPr>
+              <w:pStyle w:val="Compact"/>
+              <w:jc w:val="left"/>
+            </w:pPr>
+            <w:r>
+              <w:t xml:space="preserve">0</w:t>
+            </w:r>
+          </w:p>
+        </w:tc>
+        <w:tc>
+          <w:tcPr/>
+          <w:p>
+            <w:pPr>
+              <w:pStyle w:val="Compact"/>
+              <w:jc w:val="left"/>
+            </w:pPr>
+            <w:r>
+              <w:t xml:space="preserve">1</w:t>
+            </w:r>
+          </w:p>
+        </w:tc>
+      </w:tr>
+      <w:tr>
+        <w:tc>
+          <w:tcPr/>
+          <w:p>
+            <w:pPr>
+              <w:pStyle w:val="Compact"/>
+              <w:jc w:val="left"/>
+            </w:pPr>
+            <w:r>
+              <w:rPr>
+                <w:bCs/>
+                <w:b/>
+              </w:rPr>
+              <w:t xml:space="preserve">合计</w:t>
+            </w:r>
+          </w:p>
+        </w:tc>
+        <w:tc>
+          <w:tcPr/>
+          <w:p>
+            <w:pPr>
+              <w:pStyle w:val="Compact"/>
+              <w:jc w:val="left"/>
+            </w:pPr>
+            <w:r>
+              <w:rPr>
+                <w:bCs/>
+                <w:b/>
+              </w:rPr>
+              <w:t xml:space="preserve">4</w:t>
+            </w:r>
+          </w:p>
+        </w:tc>
+        <w:tc>
+          <w:tcPr/>
+          <w:p>
+            <w:pPr>
+              <w:pStyle w:val="Compact"/>
+              <w:jc w:val="left"/>
+            </w:pPr>
+            <w:r>
+              <w:rPr>
+                <w:bCs/>
+                <w:b/>
+              </w:rPr>
+              <w:t xml:space="preserve">5</w:t>
+            </w:r>
+          </w:p>
+        </w:tc>
+      </w:tr>
+    </w:tbl>
     <w:bookmarkEnd w:id="57"/>
     <w:bookmarkStart w:id="58" w:name="结果分析-3"/>
     <w:p>
@@ -8671,7 +8671,7 @@
         <w:pStyle w:val="BodyText"/>
       </w:pPr>
       <w:r>
-        <w:t xml:space="preserve">班组2新增5台设备（含1台工业清洗机、1台精密灌装机、1台自动化输送臂、1台自动传感多功能机、1台高速抛光机），说明班组2的资源瓶颈更为突出，通过采购班组2设备可有效缓解其负载压力。</w:t>
+        <w:t xml:space="preserve">班组1新增4台设备（含工业清洗机2台、自动传感多功能机1台、自动化输送臂1台），班组2新增5台设备（含工业清洗机1台、精密灌装机1台、自动化输送臂1台、自动传感多功能机1台、高速抛光机1台），说明两班组的资源瓶颈均较为突出。</w:t>
       </w:r>
     </w:p>
     <w:p>
